--- a/screenshots/Sql Ss.docx
+++ b/screenshots/Sql Ss.docx
@@ -4,6 +4,9 @@
   <w:body>
     <w:p>
       <w:r>
+        <w:rPr>
+          <w:noProof/>
+        </w:rPr>
         <w:drawing>
           <wp:inline distT="0" distB="0" distL="0" distR="0" wp14:anchorId="580EEFC9" wp14:editId="23F2DE3C">
             <wp:extent cx="5731510" cy="2301875"/>
@@ -20,7 +23,7 @@
                     <pic:cNvPicPr/>
                   </pic:nvPicPr>
                   <pic:blipFill>
-                    <a:blip r:embed="rId4"/>
+                    <a:blip r:embed="rId6"/>
                     <a:stretch>
                       <a:fillRect/>
                     </a:stretch>
@@ -45,6 +48,9 @@
     <w:p/>
     <w:p>
       <w:r>
+        <w:rPr>
+          <w:noProof/>
+        </w:rPr>
         <w:drawing>
           <wp:inline distT="0" distB="0" distL="0" distR="0" wp14:anchorId="4FF09B6C" wp14:editId="6F07CCCC">
             <wp:extent cx="5731510" cy="2389505"/>
@@ -61,7 +67,7 @@
                     <pic:cNvPicPr/>
                   </pic:nvPicPr>
                   <pic:blipFill>
-                    <a:blip r:embed="rId5"/>
+                    <a:blip r:embed="rId7"/>
                     <a:stretch>
                       <a:fillRect/>
                     </a:stretch>
@@ -86,6 +92,9 @@
     <w:p/>
     <w:p>
       <w:r>
+        <w:rPr>
+          <w:noProof/>
+        </w:rPr>
         <w:drawing>
           <wp:inline distT="0" distB="0" distL="0" distR="0" wp14:anchorId="64A2CA84" wp14:editId="574EB125">
             <wp:extent cx="5731510" cy="2295525"/>
@@ -102,7 +111,7 @@
                     <pic:cNvPicPr/>
                   </pic:nvPicPr>
                   <pic:blipFill>
-                    <a:blip r:embed="rId6"/>
+                    <a:blip r:embed="rId8"/>
                     <a:stretch>
                       <a:fillRect/>
                     </a:stretch>
@@ -125,7 +134,15 @@
     </w:p>
     <w:p/>
     <w:p>
+      <w:pPr>
+        <w:rPr>
+          <w:noProof/>
+        </w:rPr>
+      </w:pPr>
       <w:r>
+        <w:rPr>
+          <w:noProof/>
+        </w:rPr>
         <w:lastRenderedPageBreak/>
         <w:drawing>
           <wp:inline distT="0" distB="0" distL="0" distR="0" wp14:anchorId="30080C5E" wp14:editId="7BC46FAF">
@@ -143,7 +160,7 @@
                     <pic:cNvPicPr/>
                   </pic:nvPicPr>
                   <pic:blipFill>
-                    <a:blip r:embed="rId7"/>
+                    <a:blip r:embed="rId9"/>
                     <a:stretch>
                       <a:fillRect/>
                     </a:stretch>
@@ -163,7 +180,26 @@
           </wp:inline>
         </w:drawing>
       </w:r>
+    </w:p>
+    <w:p>
+      <w:pPr>
+        <w:rPr>
+          <w:noProof/>
+        </w:rPr>
+      </w:pPr>
+    </w:p>
+    <w:p>
+      <w:pPr>
+        <w:rPr>
+          <w:noProof/>
+        </w:rPr>
+      </w:pPr>
+    </w:p>
+    <w:p>
       <w:r>
+        <w:rPr>
+          <w:noProof/>
+        </w:rPr>
         <w:drawing>
           <wp:inline distT="0" distB="0" distL="0" distR="0" wp14:anchorId="59260358" wp14:editId="415B1C82">
             <wp:extent cx="5731510" cy="2722245"/>
@@ -180,7 +216,7 @@
                     <pic:cNvPicPr/>
                   </pic:nvPicPr>
                   <pic:blipFill>
-                    <a:blip r:embed="rId8"/>
+                    <a:blip r:embed="rId10"/>
                     <a:stretch>
                       <a:fillRect/>
                     </a:stretch>
@@ -201,6 +237,504 @@
         </w:drawing>
       </w:r>
     </w:p>
+    <w:p/>
+    <w:p>
+      <w:r>
+        <w:drawing>
+          <wp:inline distT="0" distB="0" distL="0" distR="0" wp14:anchorId="5970C2D8" wp14:editId="0F29D066">
+            <wp:extent cx="5731510" cy="1675765"/>
+            <wp:effectExtent l="0" t="0" r="2540" b="635"/>
+            <wp:docPr id="6" name="Picture 6"/>
+            <wp:cNvGraphicFramePr>
+              <a:graphicFrameLocks xmlns:a="http://schemas.openxmlformats.org/drawingml/2006/main" noChangeAspect="1"/>
+            </wp:cNvGraphicFramePr>
+            <a:graphic xmlns:a="http://schemas.openxmlformats.org/drawingml/2006/main">
+              <a:graphicData uri="http://schemas.openxmlformats.org/drawingml/2006/picture">
+                <pic:pic xmlns:pic="http://schemas.openxmlformats.org/drawingml/2006/picture">
+                  <pic:nvPicPr>
+                    <pic:cNvPr id="1" name=""/>
+                    <pic:cNvPicPr/>
+                  </pic:nvPicPr>
+                  <pic:blipFill>
+                    <a:blip r:embed="rId11"/>
+                    <a:stretch>
+                      <a:fillRect/>
+                    </a:stretch>
+                  </pic:blipFill>
+                  <pic:spPr>
+                    <a:xfrm>
+                      <a:off x="0" y="0"/>
+                      <a:ext cx="5731510" cy="1675765"/>
+                    </a:xfrm>
+                    <a:prstGeom prst="rect">
+                      <a:avLst/>
+                    </a:prstGeom>
+                  </pic:spPr>
+                </pic:pic>
+              </a:graphicData>
+            </a:graphic>
+          </wp:inline>
+        </w:drawing>
+      </w:r>
+    </w:p>
+    <w:p>
+      <w:r>
+        <w:lastRenderedPageBreak/>
+        <w:drawing>
+          <wp:inline distT="0" distB="0" distL="0" distR="0" wp14:anchorId="36A15AC6" wp14:editId="5ADF1AD5">
+            <wp:extent cx="5731510" cy="2108200"/>
+            <wp:effectExtent l="0" t="0" r="2540" b="6350"/>
+            <wp:docPr id="7" name="Picture 7"/>
+            <wp:cNvGraphicFramePr>
+              <a:graphicFrameLocks xmlns:a="http://schemas.openxmlformats.org/drawingml/2006/main" noChangeAspect="1"/>
+            </wp:cNvGraphicFramePr>
+            <a:graphic xmlns:a="http://schemas.openxmlformats.org/drawingml/2006/main">
+              <a:graphicData uri="http://schemas.openxmlformats.org/drawingml/2006/picture">
+                <pic:pic xmlns:pic="http://schemas.openxmlformats.org/drawingml/2006/picture">
+                  <pic:nvPicPr>
+                    <pic:cNvPr id="1" name=""/>
+                    <pic:cNvPicPr/>
+                  </pic:nvPicPr>
+                  <pic:blipFill>
+                    <a:blip r:embed="rId12"/>
+                    <a:stretch>
+                      <a:fillRect/>
+                    </a:stretch>
+                  </pic:blipFill>
+                  <pic:spPr>
+                    <a:xfrm>
+                      <a:off x="0" y="0"/>
+                      <a:ext cx="5731510" cy="2108200"/>
+                    </a:xfrm>
+                    <a:prstGeom prst="rect">
+                      <a:avLst/>
+                    </a:prstGeom>
+                  </pic:spPr>
+                </pic:pic>
+              </a:graphicData>
+            </a:graphic>
+          </wp:inline>
+        </w:drawing>
+      </w:r>
+    </w:p>
+    <w:p/>
+    <w:p>
+      <w:r>
+        <w:drawing>
+          <wp:inline distT="0" distB="0" distL="0" distR="0" wp14:anchorId="7EFA8C50" wp14:editId="7545C000">
+            <wp:extent cx="5731510" cy="2914015"/>
+            <wp:effectExtent l="0" t="0" r="2540" b="635"/>
+            <wp:docPr id="8" name="Picture 8"/>
+            <wp:cNvGraphicFramePr>
+              <a:graphicFrameLocks xmlns:a="http://schemas.openxmlformats.org/drawingml/2006/main" noChangeAspect="1"/>
+            </wp:cNvGraphicFramePr>
+            <a:graphic xmlns:a="http://schemas.openxmlformats.org/drawingml/2006/main">
+              <a:graphicData uri="http://schemas.openxmlformats.org/drawingml/2006/picture">
+                <pic:pic xmlns:pic="http://schemas.openxmlformats.org/drawingml/2006/picture">
+                  <pic:nvPicPr>
+                    <pic:cNvPr id="1" name=""/>
+                    <pic:cNvPicPr/>
+                  </pic:nvPicPr>
+                  <pic:blipFill>
+                    <a:blip r:embed="rId13"/>
+                    <a:stretch>
+                      <a:fillRect/>
+                    </a:stretch>
+                  </pic:blipFill>
+                  <pic:spPr>
+                    <a:xfrm>
+                      <a:off x="0" y="0"/>
+                      <a:ext cx="5731510" cy="2914015"/>
+                    </a:xfrm>
+                    <a:prstGeom prst="rect">
+                      <a:avLst/>
+                    </a:prstGeom>
+                  </pic:spPr>
+                </pic:pic>
+              </a:graphicData>
+            </a:graphic>
+          </wp:inline>
+        </w:drawing>
+      </w:r>
+    </w:p>
+    <w:p/>
+    <w:p/>
+    <w:p>
+      <w:r>
+        <w:drawing>
+          <wp:inline distT="0" distB="0" distL="0" distR="0" wp14:anchorId="1416AB96" wp14:editId="341C9AFB">
+            <wp:extent cx="5731510" cy="2092325"/>
+            <wp:effectExtent l="0" t="0" r="2540" b="3175"/>
+            <wp:docPr id="9" name="Picture 9"/>
+            <wp:cNvGraphicFramePr>
+              <a:graphicFrameLocks xmlns:a="http://schemas.openxmlformats.org/drawingml/2006/main" noChangeAspect="1"/>
+            </wp:cNvGraphicFramePr>
+            <a:graphic xmlns:a="http://schemas.openxmlformats.org/drawingml/2006/main">
+              <a:graphicData uri="http://schemas.openxmlformats.org/drawingml/2006/picture">
+                <pic:pic xmlns:pic="http://schemas.openxmlformats.org/drawingml/2006/picture">
+                  <pic:nvPicPr>
+                    <pic:cNvPr id="1" name=""/>
+                    <pic:cNvPicPr/>
+                  </pic:nvPicPr>
+                  <pic:blipFill>
+                    <a:blip r:embed="rId14"/>
+                    <a:stretch>
+                      <a:fillRect/>
+                    </a:stretch>
+                  </pic:blipFill>
+                  <pic:spPr>
+                    <a:xfrm>
+                      <a:off x="0" y="0"/>
+                      <a:ext cx="5731510" cy="2092325"/>
+                    </a:xfrm>
+                    <a:prstGeom prst="rect">
+                      <a:avLst/>
+                    </a:prstGeom>
+                  </pic:spPr>
+                </pic:pic>
+              </a:graphicData>
+            </a:graphic>
+          </wp:inline>
+        </w:drawing>
+      </w:r>
+    </w:p>
+    <w:p/>
+    <w:p>
+      <w:r>
+        <w:lastRenderedPageBreak/>
+        <w:drawing>
+          <wp:inline distT="0" distB="0" distL="0" distR="0" wp14:anchorId="24B69B23" wp14:editId="7A941DE8">
+            <wp:extent cx="5731510" cy="2653030"/>
+            <wp:effectExtent l="0" t="0" r="2540" b="0"/>
+            <wp:docPr id="10" name="Picture 10"/>
+            <wp:cNvGraphicFramePr>
+              <a:graphicFrameLocks xmlns:a="http://schemas.openxmlformats.org/drawingml/2006/main" noChangeAspect="1"/>
+            </wp:cNvGraphicFramePr>
+            <a:graphic xmlns:a="http://schemas.openxmlformats.org/drawingml/2006/main">
+              <a:graphicData uri="http://schemas.openxmlformats.org/drawingml/2006/picture">
+                <pic:pic xmlns:pic="http://schemas.openxmlformats.org/drawingml/2006/picture">
+                  <pic:nvPicPr>
+                    <pic:cNvPr id="1" name=""/>
+                    <pic:cNvPicPr/>
+                  </pic:nvPicPr>
+                  <pic:blipFill>
+                    <a:blip r:embed="rId15"/>
+                    <a:stretch>
+                      <a:fillRect/>
+                    </a:stretch>
+                  </pic:blipFill>
+                  <pic:spPr>
+                    <a:xfrm>
+                      <a:off x="0" y="0"/>
+                      <a:ext cx="5731510" cy="2653030"/>
+                    </a:xfrm>
+                    <a:prstGeom prst="rect">
+                      <a:avLst/>
+                    </a:prstGeom>
+                  </pic:spPr>
+                </pic:pic>
+              </a:graphicData>
+            </a:graphic>
+          </wp:inline>
+        </w:drawing>
+      </w:r>
+    </w:p>
+    <w:p/>
+    <w:p/>
+    <w:p>
+      <w:r>
+        <w:drawing>
+          <wp:inline distT="0" distB="0" distL="0" distR="0" wp14:anchorId="3C50797F" wp14:editId="6D4D0D56">
+            <wp:extent cx="5731510" cy="2557145"/>
+            <wp:effectExtent l="0" t="0" r="2540" b="0"/>
+            <wp:docPr id="11" name="Picture 11"/>
+            <wp:cNvGraphicFramePr>
+              <a:graphicFrameLocks xmlns:a="http://schemas.openxmlformats.org/drawingml/2006/main" noChangeAspect="1"/>
+            </wp:cNvGraphicFramePr>
+            <a:graphic xmlns:a="http://schemas.openxmlformats.org/drawingml/2006/main">
+              <a:graphicData uri="http://schemas.openxmlformats.org/drawingml/2006/picture">
+                <pic:pic xmlns:pic="http://schemas.openxmlformats.org/drawingml/2006/picture">
+                  <pic:nvPicPr>
+                    <pic:cNvPr id="1" name=""/>
+                    <pic:cNvPicPr/>
+                  </pic:nvPicPr>
+                  <pic:blipFill>
+                    <a:blip r:embed="rId16"/>
+                    <a:stretch>
+                      <a:fillRect/>
+                    </a:stretch>
+                  </pic:blipFill>
+                  <pic:spPr>
+                    <a:xfrm>
+                      <a:off x="0" y="0"/>
+                      <a:ext cx="5731510" cy="2557145"/>
+                    </a:xfrm>
+                    <a:prstGeom prst="rect">
+                      <a:avLst/>
+                    </a:prstGeom>
+                  </pic:spPr>
+                </pic:pic>
+              </a:graphicData>
+            </a:graphic>
+          </wp:inline>
+        </w:drawing>
+      </w:r>
+    </w:p>
+    <w:p/>
+    <w:p>
+      <w:r>
+        <w:drawing>
+          <wp:inline distT="0" distB="0" distL="0" distR="0" wp14:anchorId="239A19AA" wp14:editId="24A908D7">
+            <wp:extent cx="5731510" cy="1759585"/>
+            <wp:effectExtent l="0" t="0" r="2540" b="0"/>
+            <wp:docPr id="12" name="Picture 12"/>
+            <wp:cNvGraphicFramePr>
+              <a:graphicFrameLocks xmlns:a="http://schemas.openxmlformats.org/drawingml/2006/main" noChangeAspect="1"/>
+            </wp:cNvGraphicFramePr>
+            <a:graphic xmlns:a="http://schemas.openxmlformats.org/drawingml/2006/main">
+              <a:graphicData uri="http://schemas.openxmlformats.org/drawingml/2006/picture">
+                <pic:pic xmlns:pic="http://schemas.openxmlformats.org/drawingml/2006/picture">
+                  <pic:nvPicPr>
+                    <pic:cNvPr id="1" name=""/>
+                    <pic:cNvPicPr/>
+                  </pic:nvPicPr>
+                  <pic:blipFill>
+                    <a:blip r:embed="rId17"/>
+                    <a:stretch>
+                      <a:fillRect/>
+                    </a:stretch>
+                  </pic:blipFill>
+                  <pic:spPr>
+                    <a:xfrm>
+                      <a:off x="0" y="0"/>
+                      <a:ext cx="5731510" cy="1759585"/>
+                    </a:xfrm>
+                    <a:prstGeom prst="rect">
+                      <a:avLst/>
+                    </a:prstGeom>
+                  </pic:spPr>
+                </pic:pic>
+              </a:graphicData>
+            </a:graphic>
+          </wp:inline>
+        </w:drawing>
+      </w:r>
+    </w:p>
+    <w:p/>
+    <w:p/>
+    <w:p>
+      <w:r>
+        <w:lastRenderedPageBreak/>
+        <w:drawing>
+          <wp:inline distT="0" distB="0" distL="0" distR="0" wp14:anchorId="3FA4FED9" wp14:editId="74B5AB59">
+            <wp:extent cx="5731510" cy="2834005"/>
+            <wp:effectExtent l="0" t="0" r="2540" b="4445"/>
+            <wp:docPr id="13" name="Picture 13"/>
+            <wp:cNvGraphicFramePr>
+              <a:graphicFrameLocks xmlns:a="http://schemas.openxmlformats.org/drawingml/2006/main" noChangeAspect="1"/>
+            </wp:cNvGraphicFramePr>
+            <a:graphic xmlns:a="http://schemas.openxmlformats.org/drawingml/2006/main">
+              <a:graphicData uri="http://schemas.openxmlformats.org/drawingml/2006/picture">
+                <pic:pic xmlns:pic="http://schemas.openxmlformats.org/drawingml/2006/picture">
+                  <pic:nvPicPr>
+                    <pic:cNvPr id="1" name=""/>
+                    <pic:cNvPicPr/>
+                  </pic:nvPicPr>
+                  <pic:blipFill>
+                    <a:blip r:embed="rId18"/>
+                    <a:stretch>
+                      <a:fillRect/>
+                    </a:stretch>
+                  </pic:blipFill>
+                  <pic:spPr>
+                    <a:xfrm>
+                      <a:off x="0" y="0"/>
+                      <a:ext cx="5731510" cy="2834005"/>
+                    </a:xfrm>
+                    <a:prstGeom prst="rect">
+                      <a:avLst/>
+                    </a:prstGeom>
+                  </pic:spPr>
+                </pic:pic>
+              </a:graphicData>
+            </a:graphic>
+          </wp:inline>
+        </w:drawing>
+      </w:r>
+    </w:p>
+    <w:p/>
+    <w:p/>
+    <w:p>
+      <w:r>
+        <w:drawing>
+          <wp:inline distT="0" distB="0" distL="0" distR="0" wp14:anchorId="069BCC4D" wp14:editId="77A7A3EA">
+            <wp:extent cx="5731510" cy="2048510"/>
+            <wp:effectExtent l="0" t="0" r="2540" b="8890"/>
+            <wp:docPr id="14" name="Picture 14"/>
+            <wp:cNvGraphicFramePr>
+              <a:graphicFrameLocks xmlns:a="http://schemas.openxmlformats.org/drawingml/2006/main" noChangeAspect="1"/>
+            </wp:cNvGraphicFramePr>
+            <a:graphic xmlns:a="http://schemas.openxmlformats.org/drawingml/2006/main">
+              <a:graphicData uri="http://schemas.openxmlformats.org/drawingml/2006/picture">
+                <pic:pic xmlns:pic="http://schemas.openxmlformats.org/drawingml/2006/picture">
+                  <pic:nvPicPr>
+                    <pic:cNvPr id="1" name=""/>
+                    <pic:cNvPicPr/>
+                  </pic:nvPicPr>
+                  <pic:blipFill>
+                    <a:blip r:embed="rId19"/>
+                    <a:stretch>
+                      <a:fillRect/>
+                    </a:stretch>
+                  </pic:blipFill>
+                  <pic:spPr>
+                    <a:xfrm>
+                      <a:off x="0" y="0"/>
+                      <a:ext cx="5731510" cy="2048510"/>
+                    </a:xfrm>
+                    <a:prstGeom prst="rect">
+                      <a:avLst/>
+                    </a:prstGeom>
+                  </pic:spPr>
+                </pic:pic>
+              </a:graphicData>
+            </a:graphic>
+          </wp:inline>
+        </w:drawing>
+      </w:r>
+    </w:p>
+    <w:p/>
+    <w:p>
+      <w:r>
+        <w:drawing>
+          <wp:inline distT="0" distB="0" distL="0" distR="0" wp14:anchorId="2DE16261" wp14:editId="1F0DAAF7">
+            <wp:extent cx="5731510" cy="1859915"/>
+            <wp:effectExtent l="0" t="0" r="2540" b="6985"/>
+            <wp:docPr id="16" name="Picture 16"/>
+            <wp:cNvGraphicFramePr>
+              <a:graphicFrameLocks xmlns:a="http://schemas.openxmlformats.org/drawingml/2006/main" noChangeAspect="1"/>
+            </wp:cNvGraphicFramePr>
+            <a:graphic xmlns:a="http://schemas.openxmlformats.org/drawingml/2006/main">
+              <a:graphicData uri="http://schemas.openxmlformats.org/drawingml/2006/picture">
+                <pic:pic xmlns:pic="http://schemas.openxmlformats.org/drawingml/2006/picture">
+                  <pic:nvPicPr>
+                    <pic:cNvPr id="1" name=""/>
+                    <pic:cNvPicPr/>
+                  </pic:nvPicPr>
+                  <pic:blipFill>
+                    <a:blip r:embed="rId20"/>
+                    <a:stretch>
+                      <a:fillRect/>
+                    </a:stretch>
+                  </pic:blipFill>
+                  <pic:spPr>
+                    <a:xfrm>
+                      <a:off x="0" y="0"/>
+                      <a:ext cx="5731510" cy="1859915"/>
+                    </a:xfrm>
+                    <a:prstGeom prst="rect">
+                      <a:avLst/>
+                    </a:prstGeom>
+                  </pic:spPr>
+                </pic:pic>
+              </a:graphicData>
+            </a:graphic>
+          </wp:inline>
+        </w:drawing>
+      </w:r>
+    </w:p>
+    <w:p/>
+    <w:p>
+      <w:r>
+        <w:lastRenderedPageBreak/>
+        <w:drawing>
+          <wp:inline distT="0" distB="0" distL="0" distR="0" wp14:anchorId="5DCAACF4" wp14:editId="762BD9A9">
+            <wp:extent cx="5731510" cy="2586990"/>
+            <wp:effectExtent l="0" t="0" r="2540" b="3810"/>
+            <wp:docPr id="15" name="Picture 15"/>
+            <wp:cNvGraphicFramePr>
+              <a:graphicFrameLocks xmlns:a="http://schemas.openxmlformats.org/drawingml/2006/main" noChangeAspect="1"/>
+            </wp:cNvGraphicFramePr>
+            <a:graphic xmlns:a="http://schemas.openxmlformats.org/drawingml/2006/main">
+              <a:graphicData uri="http://schemas.openxmlformats.org/drawingml/2006/picture">
+                <pic:pic xmlns:pic="http://schemas.openxmlformats.org/drawingml/2006/picture">
+                  <pic:nvPicPr>
+                    <pic:cNvPr id="1" name=""/>
+                    <pic:cNvPicPr/>
+                  </pic:nvPicPr>
+                  <pic:blipFill>
+                    <a:blip r:embed="rId21"/>
+                    <a:stretch>
+                      <a:fillRect/>
+                    </a:stretch>
+                  </pic:blipFill>
+                  <pic:spPr>
+                    <a:xfrm>
+                      <a:off x="0" y="0"/>
+                      <a:ext cx="5731510" cy="2586990"/>
+                    </a:xfrm>
+                    <a:prstGeom prst="rect">
+                      <a:avLst/>
+                    </a:prstGeom>
+                  </pic:spPr>
+                </pic:pic>
+              </a:graphicData>
+            </a:graphic>
+          </wp:inline>
+        </w:drawing>
+      </w:r>
+    </w:p>
+    <w:p/>
+    <w:p/>
+    <w:p>
+      <w:pPr>
+        <w:rPr>
+          <w:b/>
+          <w:bCs/>
+        </w:rPr>
+      </w:pPr>
+      <w:r>
+        <w:rPr>
+          <w:b/>
+          <w:bCs/>
+        </w:rPr>
+        <w:drawing>
+          <wp:inline distT="0" distB="0" distL="0" distR="0" wp14:anchorId="2EA1BC89" wp14:editId="4C1207AF">
+            <wp:extent cx="5731510" cy="2466975"/>
+            <wp:effectExtent l="0" t="0" r="2540" b="9525"/>
+            <wp:docPr id="17" name="Picture 17"/>
+            <wp:cNvGraphicFramePr>
+              <a:graphicFrameLocks xmlns:a="http://schemas.openxmlformats.org/drawingml/2006/main" noChangeAspect="1"/>
+            </wp:cNvGraphicFramePr>
+            <a:graphic xmlns:a="http://schemas.openxmlformats.org/drawingml/2006/main">
+              <a:graphicData uri="http://schemas.openxmlformats.org/drawingml/2006/picture">
+                <pic:pic xmlns:pic="http://schemas.openxmlformats.org/drawingml/2006/picture">
+                  <pic:nvPicPr>
+                    <pic:cNvPr id="1" name=""/>
+                    <pic:cNvPicPr/>
+                  </pic:nvPicPr>
+                  <pic:blipFill>
+                    <a:blip r:embed="rId22"/>
+                    <a:stretch>
+                      <a:fillRect/>
+                    </a:stretch>
+                  </pic:blipFill>
+                  <pic:spPr>
+                    <a:xfrm>
+                      <a:off x="0" y="0"/>
+                      <a:ext cx="5731510" cy="2466975"/>
+                    </a:xfrm>
+                    <a:prstGeom prst="rect">
+                      <a:avLst/>
+                    </a:prstGeom>
+                  </pic:spPr>
+                </pic:pic>
+              </a:graphicData>
+            </a:graphic>
+          </wp:inline>
+        </w:drawing>
+      </w:r>
+    </w:p>
     <w:sectPr>
       <w:pgSz w:w="11906" w:h="16838"/>
       <w:pgMar w:top="1440" w:right="1440" w:bottom="1440" w:left="1440" w:header="708" w:footer="708" w:gutter="0"/>
@@ -209,6 +743,56 @@
     </w:sectPr>
   </w:body>
 </w:document>
+</file>
+
+<file path=word/endnotes.xml><?xml version="1.0" encoding="utf-8"?>
+<w:endnotes xmlns:wpc="http://schemas.microsoft.com/office/word/2010/wordprocessingCanvas" xmlns:cx="http://schemas.microsoft.com/office/drawing/2014/chartex" xmlns:cx1="http://schemas.microsoft.com/office/drawing/2015/9/8/chartex" xmlns:cx2="http://schemas.microsoft.com/office/drawing/2015/10/21/chartex" xmlns:cx3="http://schemas.microsoft.com/office/drawing/2016/5/9/chartex" xmlns:cx4="http://schemas.microsoft.com/office/drawing/2016/5/10/chartex" xmlns:cx5="http://schemas.microsoft.com/office/drawing/2016/5/11/chartex" xmlns:cx6="http://schemas.microsoft.com/office/drawing/2016/5/12/chartex" xmlns:cx7="http://schemas.microsoft.com/office/drawing/2016/5/13/chartex" xmlns:cx8="http://schemas.microsoft.com/office/drawing/2016/5/14/chartex" xmlns:mc="http://schemas.openxmlformats.org/markup-compatibility/2006" xmlns:aink="http://schemas.microsoft.com/office/drawing/2016/ink" xmlns:am3d="http://schemas.microsoft.com/office/drawing/2017/model3d" xmlns:o="urn:schemas-microsoft-com:office:office" xmlns:oel="http://schemas.microsoft.com/office/2019/extlst" xmlns:r="http://schemas.openxmlformats.org/officeDocument/2006/relationships" xmlns:m="http://schemas.openxmlformats.org/officeDocument/2006/math" xmlns:v="urn:schemas-microsoft-com:vml" xmlns:wp14="http://schemas.microsoft.com/office/word/2010/wordprocessingDrawing" xmlns:wp="http://schemas.openxmlformats.org/drawingml/2006/wordprocessingDrawing" xmlns:w10="urn:schemas-microsoft-com:office:word" xmlns:w="http://schemas.openxmlformats.org/wordprocessingml/2006/main" xmlns:w14="http://schemas.microsoft.com/office/word/2010/wordml" xmlns:w15="http://schemas.microsoft.com/office/word/2012/wordml" xmlns:w16cex="http://schemas.microsoft.com/office/word/2018/wordml/cex" xmlns:w16cid="http://schemas.microsoft.com/office/word/2016/wordml/cid" xmlns:w16="http://schemas.microsoft.com/office/word/2018/wordml" xmlns:w16sdtdh="http://schemas.microsoft.com/office/word/2020/wordml/sdtdatahash" xmlns:w16se="http://schemas.microsoft.com/office/word/2015/wordml/symex" xmlns:wpg="http://schemas.microsoft.com/office/word/2010/wordprocessingGroup" xmlns:wpi="http://schemas.microsoft.com/office/word/2010/wordprocessingInk" xmlns:wne="http://schemas.microsoft.com/office/word/2006/wordml" xmlns:wps="http://schemas.microsoft.com/office/word/2010/wordprocessingShape" mc:Ignorable="w14 w15 w16se w16cid w16 w16cex w16sdtdh wp14">
+  <w:endnote w:type="separator" w:id="-1">
+    <w:p>
+      <w:pPr>
+        <w:spacing w:after="0" w:line="240" w:lineRule="auto"/>
+      </w:pPr>
+      <w:r>
+        <w:separator/>
+      </w:r>
+    </w:p>
+  </w:endnote>
+  <w:endnote w:type="continuationSeparator" w:id="0">
+    <w:p>
+      <w:pPr>
+        <w:spacing w:after="0" w:line="240" w:lineRule="auto"/>
+      </w:pPr>
+      <w:r>
+        <w:continuationSeparator/>
+      </w:r>
+    </w:p>
+  </w:endnote>
+</w:endnotes>
+</file>
+
+<file path=word/footnotes.xml><?xml version="1.0" encoding="utf-8"?>
+<w:footnotes xmlns:wpc="http://schemas.microsoft.com/office/word/2010/wordprocessingCanvas" xmlns:cx="http://schemas.microsoft.com/office/drawing/2014/chartex" xmlns:cx1="http://schemas.microsoft.com/office/drawing/2015/9/8/chartex" xmlns:cx2="http://schemas.microsoft.com/office/drawing/2015/10/21/chartex" xmlns:cx3="http://schemas.microsoft.com/office/drawing/2016/5/9/chartex" xmlns:cx4="http://schemas.microsoft.com/office/drawing/2016/5/10/chartex" xmlns:cx5="http://schemas.microsoft.com/office/drawing/2016/5/11/chartex" xmlns:cx6="http://schemas.microsoft.com/office/drawing/2016/5/12/chartex" xmlns:cx7="http://schemas.microsoft.com/office/drawing/2016/5/13/chartex" xmlns:cx8="http://schemas.microsoft.com/office/drawing/2016/5/14/chartex" xmlns:mc="http://schemas.openxmlformats.org/markup-compatibility/2006" xmlns:aink="http://schemas.microsoft.com/office/drawing/2016/ink" xmlns:am3d="http://schemas.microsoft.com/office/drawing/2017/model3d" xmlns:o="urn:schemas-microsoft-com:office:office" xmlns:oel="http://schemas.microsoft.com/office/2019/extlst" xmlns:r="http://schemas.openxmlformats.org/officeDocument/2006/relationships" xmlns:m="http://schemas.openxmlformats.org/officeDocument/2006/math" xmlns:v="urn:schemas-microsoft-com:vml" xmlns:wp14="http://schemas.microsoft.com/office/word/2010/wordprocessingDrawing" xmlns:wp="http://schemas.openxmlformats.org/drawingml/2006/wordprocessingDrawing" xmlns:w10="urn:schemas-microsoft-com:office:word" xmlns:w="http://schemas.openxmlformats.org/wordprocessingml/2006/main" xmlns:w14="http://schemas.microsoft.com/office/word/2010/wordml" xmlns:w15="http://schemas.microsoft.com/office/word/2012/wordml" xmlns:w16cex="http://schemas.microsoft.com/office/word/2018/wordml/cex" xmlns:w16cid="http://schemas.microsoft.com/office/word/2016/wordml/cid" xmlns:w16="http://schemas.microsoft.com/office/word/2018/wordml" xmlns:w16sdtdh="http://schemas.microsoft.com/office/word/2020/wordml/sdtdatahash" xmlns:w16se="http://schemas.microsoft.com/office/word/2015/wordml/symex" xmlns:wpg="http://schemas.microsoft.com/office/word/2010/wordprocessingGroup" xmlns:wpi="http://schemas.microsoft.com/office/word/2010/wordprocessingInk" xmlns:wne="http://schemas.microsoft.com/office/word/2006/wordml" xmlns:wps="http://schemas.microsoft.com/office/word/2010/wordprocessingShape" mc:Ignorable="w14 w15 w16se w16cid w16 w16cex w16sdtdh wp14">
+  <w:footnote w:type="separator" w:id="-1">
+    <w:p>
+      <w:pPr>
+        <w:spacing w:after="0" w:line="240" w:lineRule="auto"/>
+      </w:pPr>
+      <w:r>
+        <w:separator/>
+      </w:r>
+    </w:p>
+  </w:footnote>
+  <w:footnote w:type="continuationSeparator" w:id="0">
+    <w:p>
+      <w:pPr>
+        <w:spacing w:after="0" w:line="240" w:lineRule="auto"/>
+      </w:pPr>
+      <w:r>
+        <w:continuationSeparator/>
+      </w:r>
+    </w:p>
+  </w:footnote>
+</w:footnotes>
 </file>
 
 <file path=word/styles.xml><?xml version="1.0" encoding="utf-8"?>
@@ -1128,6 +1712,50 @@
       <w:spacing w:val="5"/>
     </w:rPr>
   </w:style>
+  <w:style w:type="paragraph" w:styleId="Header">
+    <w:name w:val="header"/>
+    <w:basedOn w:val="Normal"/>
+    <w:link w:val="HeaderChar"/>
+    <w:uiPriority w:val="99"/>
+    <w:unhideWhenUsed/>
+    <w:rsid w:val="003A591B"/>
+    <w:pPr>
+      <w:tabs>
+        <w:tab w:val="center" w:pos="4513"/>
+        <w:tab w:val="right" w:pos="9026"/>
+      </w:tabs>
+      <w:spacing w:after="0" w:line="240" w:lineRule="auto"/>
+    </w:pPr>
+  </w:style>
+  <w:style w:type="character" w:customStyle="1" w:styleId="HeaderChar">
+    <w:name w:val="Header Char"/>
+    <w:basedOn w:val="DefaultParagraphFont"/>
+    <w:link w:val="Header"/>
+    <w:uiPriority w:val="99"/>
+    <w:rsid w:val="003A591B"/>
+  </w:style>
+  <w:style w:type="paragraph" w:styleId="Footer">
+    <w:name w:val="footer"/>
+    <w:basedOn w:val="Normal"/>
+    <w:link w:val="FooterChar"/>
+    <w:uiPriority w:val="99"/>
+    <w:unhideWhenUsed/>
+    <w:rsid w:val="003A591B"/>
+    <w:pPr>
+      <w:tabs>
+        <w:tab w:val="center" w:pos="4513"/>
+        <w:tab w:val="right" w:pos="9026"/>
+      </w:tabs>
+      <w:spacing w:after="0" w:line="240" w:lineRule="auto"/>
+    </w:pPr>
+  </w:style>
+  <w:style w:type="character" w:customStyle="1" w:styleId="FooterChar">
+    <w:name w:val="Footer Char"/>
+    <w:basedOn w:val="DefaultParagraphFont"/>
+    <w:link w:val="Footer"/>
+    <w:uiPriority w:val="99"/>
+    <w:rsid w:val="003A591B"/>
+  </w:style>
 </w:styles>
 </file>
 
